--- a/_44_OPS_FLOW__STRANGER_THINGS_CATALYST.docx
+++ b/_44_OPS_FLOW__STRANGER_THINGS_CATALYST.docx
@@ -104,57 +104,42 @@
     </w:p>
     <w:p>
       <w:r>
-        <w:t xml:space="preserve">*Crucial Knowledge*</w:t>
-      </w:r>
-    </w:p>
-    <w:p>
-      <w:r>
-        <w:t xml:space="preserve"/>
-      </w:r>
-    </w:p>
-    <w:p>
-      <w:r>
-        <w:t xml:space="preserve">- Designed for six players, each using one right wand (W1R through W6R).</w:t>
-      </w:r>
-    </w:p>
-    <w:p>
-      <w:r>
-        <w:t xml:space="preserve"/>
-      </w:r>
-    </w:p>
-    <w:p>
-      <w:r>
-        <w:t xml:space="preserve">- Players automatically revive a few seconds after being killed. No action needed from guides.</w:t>
-      </w:r>
-    </w:p>
-    <w:p>
-      <w:r>
-        <w:t xml:space="preserve"/>
-      </w:r>
-    </w:p>
-    <w:p>
-      <w:r>
-        <w:t xml:space="preserve">- Hold wand with pointer finger on the trigger. Orient the prop correctly before handing to a guest.</w:t>
-      </w:r>
-    </w:p>
-    <w:p>
-      <w:r>
-        <w:t xml:space="preserve"/>
-      </w:r>
-    </w:p>
-    <w:p>
-      <w:r>
-        <w:t xml:space="preserve">- Stranger Things: Catalyst does NOT have a Child Safe Mode. Only Dragonfire has a Child Safe Mode. DO NOT claim Stranger Things has a Child Safe Mode or any content-softening mode.</w:t>
-      </w:r>
-    </w:p>
-    <w:p>
-      <w:r>
-        <w:t xml:space="preserve"/>
-      </w:r>
-    </w:p>
-    <w:p>
-      <w:r>
-        <w:t xml:space="preserve">- A mandatory safety video must be shown before guests gear up.</w:t>
+        <w:t>*Crucial Knowledge*</w:t>
+      </w:r>
+    </w:p>
+    <w:p>
+      <w:r>
+        <w:t>- Designed for six players, each using one right wand (W1R through W6R).</w:t>
+      </w:r>
+    </w:p>
+    <w:p>
+      <w:r>
+        <w:t>- Players automatically revive a few seconds after being killed. No action needed from guides.</w:t>
+      </w:r>
+    </w:p>
+    <w:p>
+      <w:r>
+        <w:t>- Hold wand with pointer finger on the trigger. Orient the prop correctly before handing to a guest.</w:t>
+      </w:r>
+    </w:p>
+    <w:p>
+      <w:r>
+        <w:t>- Stranger Things: Catalyst HAS a Child Mode. Activate it in the Session Set-up screen during setup. See &lt;https://sites.google.com/sandboxvr.com/theoasis/home/store-operations/guest-centric-operationally-sound/experiences/stranger-things-catalyst|Stranger Things: Catalyst SOP&gt;.</w:t>
+      </w:r>
+    </w:p>
+    <w:p>
+      <w:r>
+        <w:t>- Child Mode effects: enemy blood is green, NPC blood is disabled, and voice-over lines are adjusted to replace profanity.</w:t>
+      </w:r>
+    </w:p>
+    <w:p>
+      <w:r>
+        <w:t>- DO NOT claim Stranger Things: Catalyst lacks a Child Mode. It has one, activated in the Session Set-up screen.</w:t>
+      </w:r>
+    </w:p>
+    <w:p>
+      <w:r>
+        <w:t>- A mandatory safety video must be shown before guests gear up.</w:t>
       </w:r>
     </w:p>
     <w:p>
